--- a/tests/Canvas.Export.Tests/Fidelity/artifacts/latest/contract-clauses/word.docx
+++ b/tests/Canvas.Export.Tests/Fidelity/artifacts/latest/contract-clauses/word.docx
@@ -5,7 +5,7 @@
     <w:p>
       <w:r>
         <w:drawing>
-          <wp:anchor xmlns:wp="http://schemas.openxmlformats.org/drawingml/2006/wordprocessingDrawing" distT="0" distB="0" distL="0" distR="0" relativeHeight="0" behindDoc="0" locked="0" layoutInCell="1" allowOverlap="1">
+          <wp:anchor xmlns:wp="http://schemas.openxmlformats.org/drawingml/2006/wordprocessingDrawing" distT="0" distB="0" distL="0" distR="0" simplePos="0" relativeHeight="0" behindDoc="0" locked="0" layoutInCell="1" allowOverlap="1">
             <wp:simplePos x="0" y="0"/>
             <wp:positionH relativeFrom="page">
               <wp:posOffset>711200</wp:posOffset>
@@ -63,7 +63,7 @@
     <w:p>
       <w:r>
         <w:drawing>
-          <wp:anchor xmlns:wp="http://schemas.openxmlformats.org/drawingml/2006/wordprocessingDrawing" distT="0" distB="0" distL="0" distR="0" relativeHeight="1" behindDoc="0" locked="0" layoutInCell="1" allowOverlap="1">
+          <wp:anchor xmlns:wp="http://schemas.openxmlformats.org/drawingml/2006/wordprocessingDrawing" distT="0" distB="0" distL="0" distR="0" simplePos="0" relativeHeight="1" behindDoc="0" locked="0" layoutInCell="1" allowOverlap="1">
             <wp:simplePos x="0" y="0"/>
             <wp:positionH relativeFrom="page">
               <wp:posOffset>711200</wp:posOffset>
@@ -221,7 +221,7 @@
         <w:spacing w:before="720"/>
         <w:ind w:left="1120"/>
       </w:pPr>
-      <w:hyperlink xmlns:r="http://schemas.openxmlformats.org/officeDocument/2006/relationships" r:id="R24f9bd85a7cf4a01">
+      <w:hyperlink xmlns:r="http://schemas.openxmlformats.org/officeDocument/2006/relationships" r:id="R6a7b87473b494a8a">
         <w:r>
           <w:rPr>
             <w:color w:val="2563EB"/>
@@ -238,4 +238,13 @@
     </w:sectPr>
   </w:body>
 </w:document>
+</file>
+
+<file path=word/styles.xml><?xml version="1.0" encoding="utf-8"?>
+<w:styles xmlns:w="http://schemas.openxmlformats.org/wordprocessingml/2006/main">
+  <w:style w:type="paragraph" w:styleId="Normal" w:default="true">
+    <w:name w:val="Normal"/>
+    <w:qFormat/>
+  </w:style>
+</w:styles>
 </file>
--- a/tests/Canvas.Export.Tests/Fidelity/artifacts/latest/contract-clauses/word.docx
+++ b/tests/Canvas.Export.Tests/Fidelity/artifacts/latest/contract-clauses/word.docx
@@ -221,7 +221,7 @@
         <w:spacing w:before="720"/>
         <w:ind w:left="1120"/>
       </w:pPr>
-      <w:hyperlink xmlns:r="http://schemas.openxmlformats.org/officeDocument/2006/relationships" r:id="R6a7b87473b494a8a">
+      <w:hyperlink xmlns:r="http://schemas.openxmlformats.org/officeDocument/2006/relationships" r:id="Rf5fb5ed9f0944bae">
         <w:r>
           <w:rPr>
             <w:color w:val="2563EB"/>

--- a/tests/Canvas.Export.Tests/Fidelity/artifacts/latest/contract-clauses/word.docx
+++ b/tests/Canvas.Export.Tests/Fidelity/artifacts/latest/contract-clauses/word.docx
@@ -221,7 +221,7 @@
         <w:spacing w:before="720"/>
         <w:ind w:left="1120"/>
       </w:pPr>
-      <w:hyperlink xmlns:r="http://schemas.openxmlformats.org/officeDocument/2006/relationships" r:id="Rf5fb5ed9f0944bae">
+      <w:hyperlink xmlns:r="http://schemas.openxmlformats.org/officeDocument/2006/relationships" r:id="R331bf5b0a4a24d5f">
         <w:r>
           <w:rPr>
             <w:color w:val="2563EB"/>

--- a/tests/Canvas.Export.Tests/Fidelity/artifacts/latest/contract-clauses/word.docx
+++ b/tests/Canvas.Export.Tests/Fidelity/artifacts/latest/contract-clauses/word.docx
@@ -221,7 +221,7 @@
         <w:spacing w:before="720"/>
         <w:ind w:left="1120"/>
       </w:pPr>
-      <w:hyperlink xmlns:r="http://schemas.openxmlformats.org/officeDocument/2006/relationships" r:id="R331bf5b0a4a24d5f">
+      <w:hyperlink xmlns:r="http://schemas.openxmlformats.org/officeDocument/2006/relationships" r:id="Rb64e90baded64029">
         <w:r>
           <w:rPr>
             <w:color w:val="2563EB"/>

--- a/tests/Canvas.Export.Tests/Fidelity/artifacts/latest/contract-clauses/word.docx
+++ b/tests/Canvas.Export.Tests/Fidelity/artifacts/latest/contract-clauses/word.docx
@@ -221,7 +221,7 @@
         <w:spacing w:before="720"/>
         <w:ind w:left="1120"/>
       </w:pPr>
-      <w:hyperlink xmlns:r="http://schemas.openxmlformats.org/officeDocument/2006/relationships" r:id="Rb64e90baded64029">
+      <w:hyperlink xmlns:r="http://schemas.openxmlformats.org/officeDocument/2006/relationships" r:id="Rc280716139db446a">
         <w:r>
           <w:rPr>
             <w:color w:val="2563EB"/>

--- a/tests/Canvas.Export.Tests/Fidelity/artifacts/latest/contract-clauses/word.docx
+++ b/tests/Canvas.Export.Tests/Fidelity/artifacts/latest/contract-clauses/word.docx
@@ -221,7 +221,7 @@
         <w:spacing w:before="720"/>
         <w:ind w:left="1120"/>
       </w:pPr>
-      <w:hyperlink xmlns:r="http://schemas.openxmlformats.org/officeDocument/2006/relationships" r:id="Rc280716139db446a">
+      <w:hyperlink xmlns:r="http://schemas.openxmlformats.org/officeDocument/2006/relationships" r:id="Rb76bc1b1f6e940e8">
         <w:r>
           <w:rPr>
             <w:color w:val="2563EB"/>

--- a/tests/Canvas.Export.Tests/Fidelity/artifacts/latest/contract-clauses/word.docx
+++ b/tests/Canvas.Export.Tests/Fidelity/artifacts/latest/contract-clauses/word.docx
@@ -221,7 +221,7 @@
         <w:spacing w:before="720"/>
         <w:ind w:left="1120"/>
       </w:pPr>
-      <w:hyperlink xmlns:r="http://schemas.openxmlformats.org/officeDocument/2006/relationships" r:id="Rb76bc1b1f6e940e8">
+      <w:hyperlink xmlns:r="http://schemas.openxmlformats.org/officeDocument/2006/relationships" r:id="R76d0cd965c4647dd">
         <w:r>
           <w:rPr>
             <w:color w:val="2563EB"/>
